--- a/06-学生侧材料/讲义/化学原理/化学动力学（Word清稿）.docx
+++ b/06-学生侧材料/讲义/化学原理/化学动力学（Word清稿）.docx
@@ -3,101 +3,6 @@
 <w:document xmlns:w="http://schemas.openxmlformats.org/wordprocessingml/2006/main" xmlns:m="http://schemas.openxmlformats.org/officeDocument/2006/math" xmlns:r="http://schemas.openxmlformats.org/officeDocument/2006/relationships" xmlns:o="urn:schemas-microsoft-com:office:office" xmlns:v="urn:schemas-microsoft-com:vml" xmlns:w10="urn:schemas-microsoft-com:office:word" xmlns:a="http://schemas.openxmlformats.org/drawingml/2006/main" xmlns:pic="http://schemas.openxmlformats.org/drawingml/2006/picture" xmlns:wp="http://schemas.openxmlformats.org/drawingml/2006/wordprocessingDrawing">
   <w:body>
     <w:bookmarkStart w:id="87" w:name="化学动力学"/>
-    <w:p>
-      <w:pPr>
-        <w:spacing w:after="1800" w:before="1200" w:line="276" w:lineRule="auto"/>
-        <w:jc w:val="center"/>
-      </w:pPr>
-    </w:p>
-    <w:p>
-      <w:pPr>
-        <w:spacing w:after="320" w:before="0" w:line="276" w:lineRule="auto"/>
-        <w:jc w:val="center"/>
-      </w:pPr>
-      <w:r>
-        <w:rPr>
-          <w:rFonts w:ascii="Times New Roman" w:hAnsi="Times New Roman" w:eastAsia="SimHei" w:cs="Times New Roman"/>
-          <w:b/>
-          <w:color w:val="17324D"/>
-          <w:sz w:val="64"/>
-        </w:rPr>
-        <w:t>化学竞赛习题册</w:t>
-      </w:r>
-    </w:p>
-    <w:p>
-      <w:pPr>
-        <w:spacing w:after="120" w:before="0" w:line="276" w:lineRule="auto"/>
-        <w:jc w:val="center"/>
-      </w:pPr>
-      <w:r>
-        <w:rPr>
-          <w:rFonts w:ascii="Times New Roman" w:hAnsi="Times New Roman" w:eastAsia="SimHei" w:cs="Times New Roman"/>
-          <w:b w:val="0"/>
-          <w:color w:val="5B6975"/>
-          <w:sz w:val="32"/>
-        </w:rPr>
-        <w:t>化学原理</w:t>
-      </w:r>
-    </w:p>
-    <w:p>
-      <w:pPr>
-        <w:spacing w:after="600" w:before="0" w:line="276" w:lineRule="auto"/>
-        <w:jc w:val="center"/>
-      </w:pPr>
-      <w:r>
-        <w:rPr>
-          <w:rFonts w:ascii="Times New Roman" w:hAnsi="Times New Roman" w:eastAsia="SimHei" w:cs="Times New Roman"/>
-          <w:b/>
-          <w:color w:val="17324D"/>
-          <w:sz w:val="44"/>
-        </w:rPr>
-        <w:t>化学动力学</w:t>
-      </w:r>
-    </w:p>
-    <w:p>
-      <w:pPr>
-        <w:spacing w:after="600" w:before="120" w:line="276" w:lineRule="auto"/>
-        <w:jc w:val="center"/>
-        <w:pBdr>
-          <w:bottom w:val="single" w:sz="8" w:space="4" w:color="4A6577"/>
-        </w:pBdr>
-      </w:pPr>
-    </w:p>
-    <w:p>
-      <w:pPr>
-        <w:spacing w:after="160" w:before="0" w:line="276" w:lineRule="auto"/>
-        <w:jc w:val="center"/>
-      </w:pPr>
-      <w:r>
-        <w:rPr>
-          <w:rFonts w:ascii="Times New Roman" w:hAnsi="Times New Roman" w:eastAsia="FangSong" w:cs="Times New Roman"/>
-          <w:b w:val="0"/>
-          <w:color w:val="5B6975"/>
-          <w:sz w:val="24"/>
-        </w:rPr>
-        <w:t>日期</w:t>
-      </w:r>
-      <w:r>
-        <w:rPr>
-          <w:rFonts w:ascii="Times New Roman" w:hAnsi="Times New Roman" w:eastAsia="Times New Roman" w:cs="Times New Roman"/>
-          <w:b w:val="0"/>
-          <w:color w:val="5B6975"/>
-          <w:sz w:val="24"/>
-        </w:rPr>
-        <w:t>：2026-09-10</w:t>
-      </w:r>
-    </w:p>
-    <w:p>
-      <w:pPr>
-        <w:jc w:val="center"/>
-      </w:pPr>
-      <w:r>
-        <w:rPr>
-          <w:rFonts w:ascii="Times New Roman" w:hAnsi="Times New Roman" w:eastAsia="Times New Roman" w:cs="Times New Roman"/>
-        </w:rPr>
-        <w:br w:type="page"/>
-      </w:r>
-    </w:p>
     <w:p>
       <w:pPr>
         <w:pStyle w:val="Heading1"/>
@@ -5000,33 +4905,53 @@
         <w:rPr>
           <w:rFonts w:hint="eastAsia" w:ascii="Times New Roman" w:hAnsi="Times New Roman" w:eastAsia="Times New Roman" w:cs="Times New Roman"/>
         </w:rPr>
-        <w:t>，v</w:t>
-      </w:r>
-      <w:r>
-        <w:rPr>
-          <w:rFonts w:hint="eastAsia" w:ascii="Times New Roman" w:hAnsi="Times New Roman" w:eastAsia="Times New Roman" w:cs="Times New Roman"/>
-          <w:vertAlign w:val="subscript"/>
-        </w:rPr>
-        <w:t>+</w:t>
-      </w:r>
-      <w:r>
-        <w:rPr>
-          <w:rFonts w:hint="eastAsia" w:ascii="Times New Roman" w:hAnsi="Times New Roman" w:eastAsia="Times New Roman" w:cs="Times New Roman"/>
-        </w:rPr>
-        <w:t>、v</w:t>
-      </w:r>
-      <w:r>
-        <w:rPr>
-          <w:rFonts w:hint="eastAsia" w:ascii="Times New Roman" w:hAnsi="Times New Roman" w:eastAsia="Times New Roman" w:cs="Times New Roman"/>
-          <w:vertAlign w:val="subscript"/>
-        </w:rPr>
-        <w:t>-</w:t>
-      </w:r>
-      <w:r>
-        <w:rPr>
-          <w:rFonts w:hint="eastAsia" w:ascii="Times New Roman" w:hAnsi="Times New Roman" w:eastAsia="Times New Roman" w:cs="Times New Roman"/>
-        </w:rPr>
-        <w:t>、</w:t>
+        <w:t>，</w:t>
+      </w:r>
+      <m:oMath>
+        <m:sSub>
+          <m:e>
+            <m:r>
+              <m:t>v</m:t>
+            </m:r>
+          </m:e>
+          <m:sub>
+            <m:r>
+              <m:rPr>
+                <m:sty m:val="p"/>
+              </m:rPr>
+              <m:t>+</m:t>
+            </m:r>
+          </m:sub>
+        </m:sSub>
+      </m:oMath>
+      <w:r>
+        <w:rPr>
+          <w:rFonts w:ascii="Times New Roman" w:hAnsi="Times New Roman" w:eastAsia="Times New Roman" w:cs="Times New Roman"/>
+        </w:rPr>
+        <w:t xml:space="preserve">、</w:t>
+      </w:r>
+      <m:oMath>
+        <m:sSub>
+          <m:e>
+            <m:r>
+              <m:t>v</m:t>
+            </m:r>
+          </m:e>
+          <m:sub>
+            <m:r>
+              <m:rPr>
+                <m:sty m:val="p"/>
+              </m:rPr>
+              <m:t>−</m:t>
+            </m:r>
+          </m:sub>
+        </m:sSub>
+      </m:oMath>
+      <w:r>
+        <w:rPr>
+          <w:rFonts w:ascii="Times New Roman" w:hAnsi="Times New Roman" w:eastAsia="Times New Roman" w:cs="Times New Roman"/>
+        </w:rPr>
+        <w:t xml:space="preserve">、</w:t>
       </w:r>
       <m:oMath>
         <m:sSub>
@@ -9126,20 +9051,26 @@
               <w:pStyle w:val="Compact"/>
               <w:jc w:val="center"/>
             </w:pPr>
+            <m:oMath>
+              <m:sSub>
+                <m:e>
+                  <m:r>
+                    <m:t>v</m:t>
+                  </m:r>
+                </m:e>
+                <m:sub>
+                  <m:r>
+                    <m:t>0</m:t>
+                  </m:r>
+                </m:sub>
+              </m:sSub>
+            </m:oMath>
             <w:r>
               <w:rPr>
                 <w:rFonts w:ascii="Times New Roman" w:hAnsi="Times New Roman" w:eastAsia="Times New Roman" w:cs="Times New Roman"/>
                 <w:b/>
               </w:rPr>
-              <w:t>v</w:t>
-            </w:r>
-            <w:r>
-              <w:rPr>
-                <w:rFonts w:ascii="Times New Roman" w:hAnsi="Times New Roman" w:eastAsia="Times New Roman" w:cs="Times New Roman"/>
-                <w:b/>
-                <w:vertAlign w:val="subscript"/>
-              </w:rPr>
-              <w:t>0</w:t>
+              <w:t xml:space="preserve">​</w:t>
             </w:r>
           </w:p>
         </w:tc>
@@ -11849,8 +11780,50 @@
                 <w:rFonts w:ascii="Times New Roman" w:hAnsi="Times New Roman" w:eastAsia="Times New Roman" w:cs="Times New Roman"/>
                 <w:b/>
               </w:rPr>
-              <w:t xml:space="preserve">/ mol·L^{-1}</w:t>
+              <w:t xml:space="preserve">/</w:t>
             </w:r>
+            <w:r>
+              <w:rPr>
+                <w:rFonts w:ascii="Times New Roman" w:hAnsi="Times New Roman" w:eastAsia="Times New Roman" w:cs="Times New Roman"/>
+                <w:b/>
+              </w:rPr>
+              <w:t xml:space="preserve"> </w:t>
+            </w:r>
+            <m:oMath>
+              <m:r>
+                <m:t>m</m:t>
+              </m:r>
+              <m:r>
+                <m:t>o</m:t>
+              </m:r>
+              <m:r>
+                <m:t>l</m:t>
+              </m:r>
+              <m:r>
+                <m:rPr>
+                  <m:sty m:val="p"/>
+                </m:rPr>
+                <m:t>·</m:t>
+              </m:r>
+              <m:sSup>
+                <m:e>
+                  <m:r>
+                    <m:t>L</m:t>
+                  </m:r>
+                </m:e>
+                <m:sup>
+                  <m:r>
+                    <m:rPr>
+                      <m:sty m:val="p"/>
+                    </m:rPr>
+                    <m:t>−</m:t>
+                  </m:r>
+                  <m:r>
+                    <m:t>1</m:t>
+                  </m:r>
+                </m:sup>
+              </m:sSup>
+            </m:oMath>
           </w:p>
         </w:tc>
         <w:tc>
@@ -19162,15 +19135,22 @@
               <w:rPr>
                 <w:rFonts w:ascii="Times New Roman" w:hAnsi="Times New Roman" w:eastAsia="Times New Roman" w:cs="Times New Roman"/>
               </w:rPr>
-              <w:t xml:space="preserve"> 10</w:t>
+              <w:t xml:space="preserve"> </w:t>
             </w:r>
-            <w:r>
-              <w:rPr>
-                <w:rFonts w:ascii="Times New Roman" w:hAnsi="Times New Roman" w:eastAsia="Times New Roman" w:cs="Times New Roman"/>
-                <w:vertAlign w:val="superscript"/>
-              </w:rPr>
-              <w:t>3</w:t>
-            </w:r>
+            <m:oMath>
+              <m:sSup>
+                <m:e>
+                  <m:r>
+                    <m:t>10</m:t>
+                  </m:r>
+                </m:e>
+                <m:sup>
+                  <m:r>
+                    <m:t>3</m:t>
+                  </m:r>
+                </m:sup>
+              </m:sSup>
+            </m:oMath>
             <w:r>
               <w:rPr>
                 <w:rFonts w:ascii="Times New Roman" w:hAnsi="Times New Roman" w:eastAsia="Times New Roman" w:cs="Times New Roman"/>
@@ -29382,20 +29362,26 @@
               <w:pStyle w:val="Compact"/>
               <w:jc w:val="center"/>
             </w:pPr>
+            <m:oMath>
+              <m:sSub>
+                <m:e>
+                  <m:r>
+                    <m:t>v</m:t>
+                  </m:r>
+                </m:e>
+                <m:sub>
+                  <m:r>
+                    <m:t>0</m:t>
+                  </m:r>
+                </m:sub>
+              </m:sSub>
+            </m:oMath>
             <w:r>
               <w:rPr>
                 <w:rFonts w:ascii="Times New Roman" w:hAnsi="Times New Roman" w:eastAsia="Times New Roman" w:cs="Times New Roman"/>
                 <w:b/>
               </w:rPr>
-              <w:t>v</w:t>
-            </w:r>
-            <w:r>
-              <w:rPr>
-                <w:rFonts w:ascii="Times New Roman" w:hAnsi="Times New Roman" w:eastAsia="Times New Roman" w:cs="Times New Roman"/>
-                <w:b/>
-                <w:vertAlign w:val="subscript"/>
-              </w:rPr>
-              <w:t>0</w:t>
+              <w:t xml:space="preserve">​</w:t>
             </w:r>
           </w:p>
         </w:tc>

--- a/06-学生侧材料/讲义/化学原理/化学动力学（Word清稿）.docx
+++ b/06-学生侧材料/讲义/化学原理/化学动力学（Word清稿）.docx
@@ -36987,7 +36987,7 @@
     <ns0:name ns0:val="Verbatim Char"/>
     <ns0:basedOn ns0:val="BodyTextChar"/>
     <ns0:rPr>
-      <ns0:rFonts ns0:ascii="Times New Roman" ns0:cs="Times New Roman" ns0:eastAsia="FangSong" ns0:hAnsi="Times New Roman"/>
+      <ns0:rFonts ns0:ascii="SimSun" ns0:hAnsi="SimSun" ns0:eastAsia="SimSun" ns0:cs="SimSun"/>
       <ns0:b ns0:val="0"/>
       <ns0:sz ns0:val="20"/>
     </ns0:rPr>
@@ -37057,7 +37057,7 @@
       <w:wordWrap w:val="off"/>
     </w:pPr>
     <ns0:rPr>
-      <w:rFonts ns0:ascii="Times New Roman" ns0:hAnsi="Times New Roman" ns0:eastAsia="FangSong" ns0:cs="Times New Roman"/>
+      <w:rFonts w:ascii="SimSun" w:hAnsi="SimSun" w:eastAsia="SimSun" w:cs="SimSun"/>
     </ns0:rPr>
   </w:style>
   <w:style w:type="character" w:customStyle="1" w:styleId="KeywordTok">
